--- a/SAJE_292892_revision/panel/round6/build_frozen/07_Response_to_Reviewer_A.docx
+++ b/SAJE_292892_revision/panel/round6/build_frozen/07_Response_to_Reviewer_A.docx
@@ -47,7 +47,7 @@
         <w:pStyle w:val="BodyText"/>
       </w:pPr>
       <w:r>
-        <w:t xml:space="preserve">Comments are quoted in full in italics, and our responses follow in plain text. Section numbers inside the quoted comments refer to the original manuscript; in our responses, section and table numbers refer to the revised manuscript, which has five sections (original Section 5 is now Section 4, and Sections 6 to 8 are now Section 5), in which every sentence that is new or differs from the submitted version is highlighted in blue; text we deleted is not shown. Some secondary results moved to Appendix A of the supplementary material.</w:t>
+        <w:t xml:space="preserve">Comments are quoted in full in italics, and our responses follow in plain text. Section numbers inside the quoted comments refer to the original manuscript; in our responses, section and table numbers refer to the revised manuscript, which has five sections (original Sections 3 and 4 are now Section 3, original Section 5 is now Section 4, and original Sections 6 to 8 are now Section 5), in which every sentence that is new or differs from the submitted version is highlighted in blue; text we deleted is not shown. Some secondary results moved to Appendix A of the supplementary material.</w:t>
       </w:r>
     </w:p>
     <w:bookmarkStart w:id="28" w:name="response-to-reviewer-a"/>
